--- a/templates/W3-68-01B.docx
+++ b/templates/W3-68-01B.docx
@@ -245,7 +245,7 @@
         <w:rPr>
           <w:rFonts w:ascii="標楷體" w:eastAsia="標楷體" w:hAnsi="標楷體" w:hint="eastAsia"/>
         </w:rPr>
-        <w:t xml:space="preserve"> □初檢 □複檢</w:t>
+        <w:t xml:space="preserve"> {{FIRSTCK}}初檢 {{RECK}}複檢</w:t>
       </w:r>
     </w:p>
     <w:tbl>

--- a/templates/W3-68-01B.docx
+++ b/templates/W3-68-01B.docx
@@ -69,7 +69,7 @@
                 <w:sz w:val="28"/>
                 <w:szCs w:val="28"/>
               </w:rPr>
-              <w:t>□第一種壓力容器</w:t>
+              <w:t>{{EQBOXP}}第一種壓力容器</w:t>
             </w:r>
           </w:p>
         </w:tc>
@@ -198,7 +198,7 @@
                 <w:sz w:val="28"/>
                 <w:szCs w:val="28"/>
               </w:rPr>
-              <w:t>□高壓氣體特定設備</w:t>
+              <w:t>{{EQBOXS}}高壓氣體特定設備</w:t>
             </w:r>
           </w:p>
         </w:tc>

--- a/templates/W3-68-01B.docx
+++ b/templates/W3-68-01B.docx
@@ -4487,7 +4487,7 @@
                 <w:sz w:val="20"/>
                 <w:szCs w:val="20"/>
               </w:rPr>
-              <w:t>□ 1.檢查結果 □合格 □不合格 □限制合格 □未備妥 □程序不符。</w:t>
+              <w:t>■ 1.檢查結果 □合格 □不合格 □限制合格 □未備妥 □程序不符。</w:t>
             </w:r>
           </w:p>
           <w:p>

--- a/templates/W3-68-01B.docx
+++ b/templates/W3-68-01B.docx
@@ -40,7 +40,7 @@
                 <w:sz w:val="28"/>
                 <w:szCs w:val="22"/>
               </w:rPr>
-              <w:t>({{ORG}})</w:t>
+              <w:t>{{ORG}}</w:t>
             </w:r>
           </w:p>
         </w:tc>
